--- a/HO_SO_MINH_CHUNG_AI_SPARK_2026/02_Cam_Nang_Chuyen_Giao_Va_Tai_Su_Dung_Duoi_30_Phut_Cho_Cac_To_Chuyen_Mon.docx
+++ b/HO_SO_MINH_CHUNG_AI_SPARK_2026/02_Cam_Nang_Chuyen_Giao_Va_Tai_Su_Dung_Duoi_30_Phut_Cho_Cac_To_Chuyen_Mon.docx
@@ -21,9 +21,13 @@
         </w:tblCellMar>
       </w:tblPr>
       <w:tr>
-        <w:tc>
-          <w:tcPr>
-            <w:tcW w:w="2400" w:type="pct"/>
+        <w:trPr>
+          <w:cantSplit/>
+          <w:tblHeader/>
+        </w:trPr>
+        <w:tc>
+          <w:tcPr>
+            <w:tcW w:w="2500" w:type="pct"/>
             <w:shd w:val="clear" w:color="auto" w:fill="0369A1"/>
           </w:tcPr>
           <w:p>
@@ -40,13 +44,13 @@
                 <w:color w:val="FFFFFF"/>
               </w:rPr>
               <w:t xml:space="preserve">HỆ THỐNG GIÁO DỤC SKY-LINE
-TỔ CHUYÊN MÔN ICT</w:t>
-            </w:r>
-          </w:p>
-        </w:tc>
-        <w:tc>
-          <w:tcPr>
-            <w:tcW w:w="2600" w:type="pct"/>
+ĐƠN VỊ: TỔ ICT</w:t>
+            </w:r>
+          </w:p>
+        </w:tc>
+        <w:tc>
+          <w:tcPr>
+            <w:tcW w:w="2500" w:type="pct"/>
             <w:shd w:val="clear" w:color="auto" w:fill="0369A1"/>
           </w:tcPr>
           <w:p>
@@ -74,7 +78,7 @@
         </w:trPr>
         <w:tc>
           <w:tcPr>
-            <w:tcW w:w="2400" w:type="pct"/>
+            <w:tcW w:w="2500" w:type="pct"/>
             <w:shd w:val="clear" w:color="auto" w:fill="FFFFFF"/>
           </w:tcPr>
           <w:p>
@@ -90,13 +94,13 @@
                 <w:b/>
               </w:rPr>
               <w:t xml:space="preserve">Số: 02-CG/BC-ICT-SKL
-(Hồ sơ dự thi SKY-LINE AI SPARK 2026 - 2027)</w:t>
-            </w:r>
-          </w:p>
-        </w:tc>
-        <w:tc>
-          <w:tcPr>
-            <w:tcW w:w="2600" w:type="pct"/>
+Sản phẩm: Sky-Line ICT Portal - Hệ thống quản trị và vận hành chuyên môn</w:t>
+            </w:r>
+          </w:p>
+        </w:tc>
+        <w:tc>
+          <w:tcPr>
+            <w:tcW w:w="2500" w:type="pct"/>
             <w:shd w:val="clear" w:color="auto" w:fill="FFFFFF"/>
           </w:tcPr>
           <w:p>
@@ -149,7 +153,7 @@
     <w:p>
       <w:pPr>
         <w:jc w:val="center"/>
-        <w:spacing w:before="0" w:after="180" w:line="300" w:lineRule="auto"/>
+        <w:spacing w:before="0" w:after="140" w:line="300" w:lineRule="auto"/>
       </w:pPr>
       <w:r>
         <w:rPr>
@@ -159,23 +163,23 @@
           <w:b/>
           <w:color w:val="0F172A"/>
         </w:rPr>
-        <w:t xml:space="preserve">CẨM NANG CHUYỂN GIAO &amp; TÁI SỬ DỤNG TRONG 15 PHÚT CHO CÁC TỔ CHUYÊN MÔN KHÁC TẠI HỆ THỐNG GIÁO DỤC SKY-LINE</w:t>
+        <w:t xml:space="preserve">CẨM NANG CHUYỂN GIAO &amp; TÁI SỬ DỤNG DƯỚI 30 PHÚT (VIBE CODING TRÊN GOOGLE ANTIGRAVITY IDE &amp; CẤU HÌNH CSDL) CHO CÁC TỔ BỘ MÔN KHÁC</w:t>
       </w:r>
     </w:p>
     <w:p>
       <w:pPr>
         <w:jc w:val="center"/>
-        <w:spacing w:before="0" w:after="200" w:line="300" w:lineRule="auto"/>
+        <w:spacing w:before="0" w:after="180" w:line="300" w:lineRule="auto"/>
       </w:pPr>
       <w:r>
         <w:rPr>
           <w:rFonts w:ascii="Times New Roman" w:hAnsi="Times New Roman" w:cs="Times New Roman"/>
           <w:sz w:val="24"/>
           <w:szCs w:val="24"/>
-          <w:i/>
-          <w:color w:val="475569"/>
+          <w:b/>
+          <w:color w:val="0284C7"/>
         </w:rPr>
-        <w:t xml:space="preserve">(Tài liệu minh chứng đạt mức điểm tuyệt đối 84%–100% Tiêu chí Tái sử dụng &lt; 30 phút &amp; Điều kiện xét Hạng T2 – AI Impact Leader)</w:t>
+        <w:t xml:space="preserve">Tên sản phẩm: Sky-Line ICT Portal - Hệ thống quản trị và vận hành chuyên môn | Tác giả: Thầy Đỗ Anh Huy - Tổ trưởng chuyên môn tổ ICT | Đơn vị: Tổ ICT</w:t>
       </w:r>
     </w:p>
     <w:p>
@@ -191,7 +195,7 @@
           <w:b/>
           <w:color w:val="0369A1"/>
         </w:rPr>
-        <w:t xml:space="preserve">I. NGUYÊN LÝ KIẾN TRÚC GIÚP TÁI SỬ DỤNG DƯỚI 30 PHÚT (KHÔNG CẦN LẬP TRÌNH LẠI)</w:t>
+        <w:t xml:space="preserve">I. HAI CẤP ĐỘ TÁI SỬ DỤNG &amp; NHÂN RỘNG DƯỚI 30 PHÚT TRONG TOÀN HỆ THỐNG SKY-LINE</w:t>
       </w:r>
     </w:p>
     <w:p>
@@ -205,7 +209,7 @@
           <w:sz w:val="26"/>
           <w:szCs w:val="26"/>
         </w:rPr>
-        <w:t xml:space="preserve">Theo tiêu chí chấm điểm của Ban Tổ chức cuộc thi SKY-LINE AI SPARK 2026 - 2027, câu hỏi cốt lõi để đánh giá khả năng nhân rộng là: “Giáo viên hoặc bộ phận khác muốn dùng lại sản phẩm thì mất bao lâu?”. Mức cao nhất (84%–100% điểm) yêu cầu thời gian thiết lập lại dưới 30 phút, chỉ cần thay nội dung.</w:t>
+        <w:t xml:space="preserve">Sản phẩm đạt mức điểm tối đa (84%–100%) ở Tiêu chí Khả năng tái sử dụng (“Dưới 30 phút, chỉ cần thay nội dung”) và đủ điều kiện chuẩn Hạng T2 (AI Impact Leader) nhờ cung cấp 02 cấp độ chuyển giao linh hoạt:</w:t>
       </w:r>
     </w:p>
     <w:p>
@@ -219,7 +223,7 @@
           <w:sz w:val="26"/>
           <w:szCs w:val="26"/>
         </w:rPr>
-        <w:t xml:space="preserve">Để đạt chuẩn này, hệ thống Sky-Line ICT Portal đã tách bạch hoàn toàn “Bộ máy suy luận AI” và “Dữ liệu tri thức chuyên môn” vào 2 bảng cấu hình độc lập trên Cơ sở dữ liệu Supabase:</w:t>
+        <w:t xml:space="preserve">1. Cấp độ 1 – Tái sử dụng trực tiếp Cổng thông tin trong 15 phút (Chỉ cần thay nội dung bảng dữ liệu, không cần biết lập trình): Nhờ tách bạch toàn bộ tri thức chuyên môn vào bảng ai_training_knowledge_base và ai_verified_news_sources trên Supabase, bất kỳ Tổ Chuyên môn nào cũng có thể nạp danh sách phòng chức năng, giáo viên và tiêu chí bộ môn của mình để vận hành ngay trong 15 phút.</w:t>
       </w:r>
     </w:p>
     <w:p>
@@ -233,36 +237,7 @@
           <w:sz w:val="26"/>
           <w:szCs w:val="26"/>
         </w:rPr>
-        <w:t xml:space="preserve">1. Bảng ai_training_knowledge_base: Chứa danh mục 15 tiêu chí năng lực giáo viên, 6 quy trình xử lý sự vụ đặc thù và khung chương trình giảng dạy.</w:t>
-      </w:r>
-    </w:p>
-    <w:p>
-      <w:pPr>
-        <w:jc w:val="both"/>
-        <w:spacing w:before="0" w:after="120" w:line="300" w:lineRule="auto"/>
-      </w:pPr>
-      <w:r>
-        <w:rPr>
-          <w:rFonts w:ascii="Times New Roman" w:hAnsi="Times New Roman" w:cs="Times New Roman"/>
-          <w:sz w:val="26"/>
-          <w:szCs w:val="26"/>
-        </w:rPr>
-        <w:t xml:space="preserve">2. Bảng ai_verified_news_sources: Chứa danh sách các nguồn tin chính thống và từ khóa chuyên ngành phục vụ Bản tin AI 08h00 sáng Thứ Bảy.</w:t>
-      </w:r>
-    </w:p>
-    <w:p>
-      <w:pPr>
-        <w:jc w:val="both"/>
-        <w:spacing w:before="0" w:after="120" w:line="300" w:lineRule="auto"/>
-      </w:pPr>
-      <w:r>
-        <w:rPr>
-          <w:rFonts w:ascii="Times New Roman" w:hAnsi="Times New Roman" w:cs="Times New Roman"/>
-          <w:sz w:val="26"/>
-          <w:szCs w:val="26"/>
-          <w:b/>
-        </w:rPr>
-        <w:t xml:space="preserve">=&gt; Nhờ kiến trúc này, bất kỳ Tổ Chuyên môn nào tại Sky-Line cũng có thể nhận chuyển giao và vận hành trọn bộ 5 Trợ lý AI chỉ trong đúng 15 phút (3 bước) bằng cách thay nội dung bảng dữ liệu mà không cần sửa một dòng code nào!</w:t>
+        <w:t xml:space="preserve">2. Cấp độ 2 – Chuyển giao Bộ Khuôn Mẫu “Vibe Coding trên Google Antigravity IDE”: Tác giả đã đóng gói sẵn bộ 04 Kỹ năng AI (.agents/skills/: supabase-rls-architect, nextjs-supabase-ssr, vibe-ui-designer, git-auto-shipper) cùng tệp Hiến pháp AGENTS.md và KE_HOACH_DU_AN.md. Các Tổ bộ môn hoặc Phòng ban (Khảo thí, Hành chính, Tuyển sinh...) chỉ cần thay nội dung bài toán nghiệp vụ vào tệp KE_HOACH_DU_AN.md để Google Antigravity IDE tự động điều chỉnh giao diện và tính năng theo ý muốn.</w:t>
       </w:r>
     </w:p>
     <w:p>
@@ -300,6 +275,10 @@
         </w:tblCellMar>
       </w:tblPr>
       <w:tr>
+        <w:trPr>
+          <w:cantSplit/>
+          <w:tblHeader/>
+        </w:trPr>
         <w:tc>
           <w:tcPr>
             <w:tcW w:w="1000" w:type="pct"/>
@@ -472,7 +451,7 @@
                 <w:sz w:val="24"/>
                 <w:szCs w:val="24"/>
               </w:rPr>
-              <w:t xml:space="preserve">Kích hoạt ngay Trợ lý AI Số 1 (Kiểm tra chống trùng lịch Phòng chức năng, cân bằng tiết dạy &amp; gợi ý tiết trống) và Trợ lý AI Số 5 (Soạn Kế hoạch, Tờ trình, Email Tổ trưởng).</w:t>
+              <w:t xml:space="preserve">Kích hoạt ngay Phân hệ Thời khóa biểu, Thiết bị, Công việc cùng Trợ lý AI Số 1 (Chống trùng lịch) và Trợ lý AI Số 5 (Soạn Kế hoạch, Tờ trình, Email).</w:t>
             </w:r>
           </w:p>
         </w:tc>
@@ -560,7 +539,7 @@
                 <w:sz w:val="24"/>
                 <w:szCs w:val="24"/>
               </w:rPr>
-              <w:t xml:space="preserve">Kích hoạt ngay Trợ lý AI Số 2 (Phân tích năng lực 360° &amp; gợi ý lộ trình IDP giáo viên) và Trợ lý AI Số 3 (Tư vấn quy trình xử lý sự vụ 3 bước).</w:t>
+              <w:t xml:space="preserve">Kích hoạt ngay Phân hệ Đánh giá GV 360°, Trợ lý AI Số 2 (Gợi ý lộ trình IDP) và Trợ lý AI Số 3 (Tư vấn quy trình xử lý sự vụ 3 bước).</w:t>
             </w:r>
           </w:p>
         </w:tc>
@@ -703,6 +682,10 @@
         </w:tblCellMar>
       </w:tblPr>
       <w:tr>
+        <w:trPr>
+          <w:cantSplit/>
+          <w:tblHeader/>
+        </w:trPr>
         <w:tc>
           <w:tcPr>
             <w:tcW w:w="1100" w:type="pct"/>
@@ -1185,6 +1168,10 @@
         </w:tblCellMar>
       </w:tblPr>
       <w:tr>
+        <w:trPr>
+          <w:cantSplit/>
+          <w:tblHeader/>
+        </w:trPr>
         <w:tc>
           <w:tcPr>
             <w:tcW w:w="2500" w:type="pct"/>
@@ -1225,7 +1212,7 @@
                 <w:b/>
                 <w:color w:val="FFFFFF"/>
               </w:rPr>
-              <w:t xml:space="preserve">TỔ TRƯỞNG CHUYÊN MÔN ICT</w:t>
+              <w:t xml:space="preserve">TÁC GIẢ DỰ THI – TỔ TRƯỞNG CHUYÊN MÔN TỔ ICT</w:t>
             </w:r>
           </w:p>
         </w:tc>
@@ -1273,7 +1260,7 @@
                 <w:szCs w:val="24"/>
               </w:rPr>
               <w:t xml:space="preserve">(Đã ký)
-ThS. Võ Doãn Anh Huy</w:t>
+Thầy Đỗ Anh Huy</w:t>
             </w:r>
           </w:p>
         </w:tc>
